--- a/published/ai-embodied/04_moving_through_world/01_systems/lecture-content/01_systems-module.docx
+++ b/published/ai-embodied/04_moving_through_world/01_systems/lecture-content/01_systems-module.docx
@@ -19,7 +19,7 @@
     </w:p>
     <w:p>
       <w:r>
-        <w:t>This module explores Systems . In the Embodied curriculum, we approach this topic with a focus on specific applications and theoretical depth appropriate for the audience. Systems is a critical component of the 8-part Active Inference spine, bridging the gap between [Previous Topic] and [Next Topic].</w:t>
+        <w:t>This module explores Systems . In the Embodied curriculum, we approach this topic with a focus on specific applications and theoretical depth appropriate for the audience. Systems is a critical component of the 8-part Active Inference spine, bridging the gap between Planning and Agents.</w:t>
       </w:r>
     </w:p>
     <w:p>
@@ -66,9 +66,9 @@
       <w:r>
         <w:t>In Embodied, we see Systems manifest in:</w:t>
         <w:br/>
-        <w:t>* Specific Example 1 : [Add domain-specific example here]</w:t>
+        <w:t>* Specific Example 1 : When I run along a rocky trail, my musculoskeletal, vestibular, and visual systems operate as a tightly coupled locomotor system -- each footfall sends proprioceptive signals upward while the vestibular apparatus predicts the next head position and the visual system scans for obstacles ahead; this whole-body movement system maintains its Markov blanket dynamically, continuously minimizing the free energy of postural instability by coordinating dozens of joints within milliseconds.</w:t>
         <w:br/>
-        <w:t>* Specific Example 2 : [Add domain-specific example here]</w:t>
+        <w:t>* Specific Example 2 : A dancer performing a complex choreography functions as an integrated neuro-musculo-skeletal system where respiratory rhythm, spinal undulation, limb trajectory, and spatial orientation are all coupled through shared generative model predictions; the experience of being "in the flow" of movement is the subjective signature of systemic free energy minimization -- the entire body-as-system operating in a regime of minimal prediction error across all sensorimotor channels simultaneously.</w:t>
       </w:r>
     </w:p>
     <w:p>
